--- a/docs/manual-canjes-marketing/Manual_Usuario_AnitaERP_Canjes_Marketing.docx
+++ b/docs/manual-canjes-marketing/Manual_Usuario_AnitaERP_Canjes_Marketing.docx
@@ -48,7 +48,7 @@
           <w:sz w:val="24"/>
           <w:szCs w:val="24"/>
         </w:rPr>
-        <w:t xml:space="preserve">Empresa: AGG</w:t>
+        <w:t xml:space="preserve">Empresa: </w:t>
       </w:r>
     </w:p>
     <w:p>
@@ -60,7 +60,7 @@
           <w:sz w:val="22"/>
           <w:szCs w:val="22"/>
         </w:rPr>
-        <w:t xml:space="preserve">Versión 1.0 — junio 2026</w:t>
+        <w:t xml:space="preserve">Versión 1.0 — agosto 2026</w:t>
       </w:r>
     </w:p>
     <w:p>
@@ -828,7 +828,7 @@
       </w:pPr>
       <w:r>
         <w:pict>
-          <v:shape type="#_x0000_t75" stroked="f" style="width:450pt; height:316.40625pt; margin-left:0pt; margin-top:0pt; mso-position-horizontal:left; mso-position-vertical:top; mso-position-horizontal-relative:char; mso-position-vertical-relative:line;">
+          <v:shape type="#_x0000_t75" stroked="f" style="width:450pt; height:267.1875pt; margin-left:0pt; margin-top:0pt; mso-position-horizontal:left; mso-position-vertical:top; mso-position-horizontal-relative:char; mso-position-vertical-relative:line;">
             <w10:wrap type="inline"/>
             <v:imagedata r:id="rId7" o:title=""/>
           </v:shape>
@@ -857,7 +857,7 @@
       </w:pPr>
       <w:r>
         <w:pict>
-          <v:shape type="#_x0000_t75" stroked="f" style="width:450pt; height:316.40625pt; margin-left:0pt; margin-top:0pt; mso-position-horizontal:left; mso-position-vertical:top; mso-position-horizontal-relative:char; mso-position-vertical-relative:line;">
+          <v:shape type="#_x0000_t75" stroked="f" style="width:450pt; height:267.1875pt; margin-left:0pt; margin-top:0pt; mso-position-horizontal:left; mso-position-vertical:top; mso-position-horizontal-relative:char; mso-position-vertical-relative:line;">
             <w10:wrap type="inline"/>
             <v:imagedata r:id="rId8" o:title=""/>
           </v:shape>
@@ -886,7 +886,7 @@
       </w:pPr>
       <w:r>
         <w:pict>
-          <v:shape type="#_x0000_t75" stroked="f" style="width:450pt; height:316.40625pt; margin-left:0pt; margin-top:0pt; mso-position-horizontal:left; mso-position-vertical:top; mso-position-horizontal-relative:char; mso-position-vertical-relative:line;">
+          <v:shape type="#_x0000_t75" stroked="f" style="width:450pt; height:267.1875pt; margin-left:0pt; margin-top:0pt; mso-position-horizontal:left; mso-position-vertical:top; mso-position-horizontal-relative:char; mso-position-vertical-relative:line;">
             <w10:wrap type="inline"/>
             <v:imagedata r:id="rId7" o:title=""/>
           </v:shape>
@@ -1231,7 +1231,7 @@
       </w:pPr>
       <w:r>
         <w:pict>
-          <v:shape type="#_x0000_t75" stroked="f" style="width:450pt; height:316.40625pt; margin-left:0pt; margin-top:0pt; mso-position-horizontal:left; mso-position-vertical:top; mso-position-horizontal-relative:char; mso-position-vertical-relative:line;">
+          <v:shape type="#_x0000_t75" stroked="f" style="width:450pt; height:267.1875pt; margin-left:0pt; margin-top:0pt; mso-position-horizontal:left; mso-position-vertical:top; mso-position-horizontal-relative:char; mso-position-vertical-relative:line;">
             <w10:wrap type="inline"/>
             <v:imagedata r:id="rId9" o:title=""/>
           </v:shape>
@@ -1260,7 +1260,7 @@
       </w:pPr>
       <w:r>
         <w:pict>
-          <v:shape type="#_x0000_t75" stroked="f" style="width:450pt; height:316.40625pt; margin-left:0pt; margin-top:0pt; mso-position-horizontal:left; mso-position-vertical:top; mso-position-horizontal-relative:char; mso-position-vertical-relative:line;">
+          <v:shape type="#_x0000_t75" stroked="f" style="width:450pt; height:267.1875pt; margin-left:0pt; margin-top:0pt; mso-position-horizontal:left; mso-position-vertical:top; mso-position-horizontal-relative:char; mso-position-vertical-relative:line;">
             <w10:wrap type="inline"/>
             <v:imagedata r:id="rId9" o:title=""/>
           </v:shape>
@@ -1375,7 +1375,7 @@
       </w:pPr>
       <w:r>
         <w:pict>
-          <v:shape type="#_x0000_t75" stroked="f" style="width:450pt; height:316.40625pt; margin-left:0pt; margin-top:0pt; mso-position-horizontal:left; mso-position-vertical:top; mso-position-horizontal-relative:char; mso-position-vertical-relative:line;">
+          <v:shape type="#_x0000_t75" stroked="f" style="width:450pt; height:267.1875pt; margin-left:0pt; margin-top:0pt; mso-position-horizontal:left; mso-position-vertical:top; mso-position-horizontal-relative:char; mso-position-vertical-relative:line;">
             <w10:wrap type="inline"/>
             <v:imagedata r:id="rId10" o:title=""/>
           </v:shape>
@@ -1404,7 +1404,7 @@
       </w:pPr>
       <w:r>
         <w:pict>
-          <v:shape type="#_x0000_t75" stroked="f" style="width:450pt; height:316.40625pt; margin-left:0pt; margin-top:0pt; mso-position-horizontal:left; mso-position-vertical:top; mso-position-horizontal-relative:char; mso-position-vertical-relative:line;">
+          <v:shape type="#_x0000_t75" stroked="f" style="width:450pt; height:267.1875pt; margin-left:0pt; margin-top:0pt; mso-position-horizontal:left; mso-position-vertical:top; mso-position-horizontal-relative:char; mso-position-vertical-relative:line;">
             <w10:wrap type="inline"/>
             <v:imagedata r:id="rId10" o:title=""/>
           </v:shape>
@@ -2740,7 +2740,7 @@
       </w:pPr>
       <w:r>
         <w:pict>
-          <v:shape type="#_x0000_t75" stroked="f" style="width:450pt; height:316.40625pt; margin-left:0pt; margin-top:0pt; mso-position-horizontal:left; mso-position-vertical:top; mso-position-horizontal-relative:char; mso-position-vertical-relative:line;">
+          <v:shape type="#_x0000_t75" stroked="f" style="width:450pt; height:267.1875pt; margin-left:0pt; margin-top:0pt; mso-position-horizontal:left; mso-position-vertical:top; mso-position-horizontal-relative:char; mso-position-vertical-relative:line;">
             <w10:wrap type="inline"/>
             <v:imagedata r:id="rId11" o:title=""/>
           </v:shape>
@@ -2769,7 +2769,7 @@
       </w:pPr>
       <w:r>
         <w:pict>
-          <v:shape type="#_x0000_t75" stroked="f" style="width:450pt; height:316.40625pt; margin-left:0pt; margin-top:0pt; mso-position-horizontal:left; mso-position-vertical:top; mso-position-horizontal-relative:char; mso-position-vertical-relative:line;">
+          <v:shape type="#_x0000_t75" stroked="f" style="width:450pt; height:267.1875pt; margin-left:0pt; margin-top:0pt; mso-position-horizontal:left; mso-position-vertical:top; mso-position-horizontal-relative:char; mso-position-vertical-relative:line;">
             <w10:wrap type="inline"/>
             <v:imagedata r:id="rId11" o:title=""/>
           </v:shape>
